--- a/thesis/docx/criteria_justification.docx
+++ b/thesis/docx/criteria_justification.docx
@@ -2666,7 +2666,7 @@
         <w:t xml:space="preserve"> </w:t>
       </w:r>
       <w:r>
-        <w:t xml:space="preserve">gradient boosting on 8, median +0.0031,</w:t>
+        <w:t xml:space="preserve">gradient boosting on 8, median +0.0026,</w:t>
       </w:r>
       <w:r>
         <w:t xml:space="preserve"> </w:t>
@@ -2692,7 +2692,13 @@
         <w:t xml:space="preserve">p = 0.73535</w:t>
       </w:r>
       <w:r>
-        <w:t xml:space="preserve">. On the five regression endpoints it loses to XGBoost on 5 of 5.</w:t>
+        <w:t xml:space="preserve">. On the five regression endpoints it loses to XGBoost on 5 of 5, which the test</w:t>
+      </w:r>
+      <w:r>
+        <w:t xml:space="preserve"> </w:t>
+      </w:r>
+      <w:r>
+        <w:t xml:space="preserve">cannot certify: at five pairs the signed-rank floor is 0.0625, so no result there can reach 0.05.</w:t>
       </w:r>
     </w:p>
     <w:p>
@@ -2915,19 +2921,19 @@
           <w:b/>
           <w:bCs/>
         </w:rPr>
-        <w:t xml:space="preserve">Concede the inconsistency before it is found.</w:t>
-      </w:r>
-      <w:r>
-        <w:t xml:space="preserve"> </w:t>
-      </w:r>
-      <w:r>
-        <w:t xml:space="preserve">In the family comparison, random forest and logistic</w:t>
-      </w:r>
-      <w:r>
-        <w:t xml:space="preserve"> </w:t>
-      </w:r>
-      <w:r>
-        <w:t xml:space="preserve">regression use</w:t>
+        <w:t xml:space="preserve">An inconsistency that was here and has been fixed.</w:t>
+      </w:r>
+      <w:r>
+        <w:t xml:space="preserve"> </w:t>
+      </w:r>
+      <w:r>
+        <w:t xml:space="preserve">Histogram gradient boosting was the only</w:t>
+      </w:r>
+      <w:r>
+        <w:t xml:space="preserve"> </w:t>
+      </w:r>
+      <w:r>
+        <w:t xml:space="preserve">ensemble competing unweighted, while the forest and logistic regression use</w:t>
       </w:r>
       <w:r>
         <w:t xml:space="preserve"> </w:t>
@@ -2939,7 +2945,10 @@
         <w:t xml:space="preserve">class_weight="balanced"</w:t>
       </w:r>
       <w:r>
-        <w:t xml:space="preserve">, XGBoost uses</w:t>
+        <w:t xml:space="preserve"> </w:t>
+      </w:r>
+      <w:r>
+        <w:t xml:space="preserve">and XGBoost uses</w:t>
       </w:r>
       <w:r>
         <w:t xml:space="preserve"> </w:t>
@@ -2951,19 +2960,78 @@
         <w:t xml:space="preserve">scale_pos_weight</w:t>
       </w:r>
       <w:r>
-        <w:t xml:space="preserve">, and histogram gradient</w:t>
-      </w:r>
-      <w:r>
-        <w:t xml:space="preserve"> </w:t>
-      </w:r>
-      <w:r>
-        <w:t xml:space="preserve">boosting has neither and runs unweighted. Those are not equivalent, and the comparison is to that</w:t>
-      </w:r>
-      <w:r>
-        <w:t xml:space="preserve"> </w:t>
-      </w:r>
-      <w:r>
-        <w:t xml:space="preserve">extent not like-for-like.</w:t>
+        <w:t xml:space="preserve">. On endpoints whose actives outnumber</w:t>
+      </w:r>
+      <w:r>
+        <w:t xml:space="preserve"> </w:t>
+      </w:r>
+      <w:r>
+        <w:t xml:space="preserve">inactives four to one that is not a neutral difference, and a conclusion of</w:t>
+      </w:r>
+      <w:r>
+        <w:t xml:space="preserve"> </w:t>
+      </w:r>
+      <w:r>
+        <w:t xml:space="preserve">“the forest is not</w:t>
+      </w:r>
+      <w:r>
+        <w:t xml:space="preserve"> </w:t>
+      </w:r>
+      <w:r>
+        <w:t xml:space="preserve">distinguishable from the boosters”</w:t>
+      </w:r>
+      <w:r>
+        <w:t xml:space="preserve"> </w:t>
+      </w:r>
+      <w:r>
+        <w:t xml:space="preserve">could not rest on one booster having been handicapped.</w:t>
+      </w:r>
+    </w:p>
+    <w:p>
+      <w:pPr>
+        <w:pStyle w:val="BodyText"/>
+      </w:pPr>
+      <w:r>
+        <w:t xml:space="preserve">It now carries</w:t>
+      </w:r>
+      <w:r>
+        <w:t xml:space="preserve"> </w:t>
+      </w:r>
+      <w:r>
+        <w:rPr>
+          <w:rStyle w:val="VerbatimChar"/>
+        </w:rPr>
+        <w:t xml:space="preserve">class_weight="balanced"</w:t>
+      </w:r>
+      <w:r>
+        <w:t xml:space="preserve"> </w:t>
+      </w:r>
+      <w:r>
+        <w:t xml:space="preserve">and the comparison was refitted. The correction is real and</w:t>
+      </w:r>
+      <w:r>
+        <w:t xml:space="preserve"> </w:t>
+      </w:r>
+      <w:r>
+        <w:t xml:space="preserve">its effect is not: only the histogram-boosting rows moved, by between -0.0013 and +0.0023, and every</w:t>
+      </w:r>
+      <w:r>
+        <w:t xml:space="preserve"> </w:t>
+      </w:r>
+      <w:r>
+        <w:t xml:space="preserve">verdict is unchanged. The forest is still not distinguishable from either booster over all 13</w:t>
+      </w:r>
+      <w:r>
+        <w:t xml:space="preserve"> </w:t>
+      </w:r>
+      <w:r>
+        <w:t xml:space="preserve">endpoints. That is a better position than before, because the conclusion now survives a comparison</w:t>
+      </w:r>
+      <w:r>
+        <w:t xml:space="preserve"> </w:t>
+      </w:r>
+      <w:r>
+        <w:t xml:space="preserve">that is genuinely like-for-like rather than one that flattered it.</w:t>
       </w:r>
     </w:p>
     <w:bookmarkEnd w:id="39"/>
@@ -4879,22 +4947,46 @@
       </w:pPr>
       <w:r>
         <w:rPr>
+          <w:strike/>
+        </w:rPr>
+        <w:t xml:space="preserve">Histogram gradient boosting runs unweighted in the family comparison</w:t>
+      </w:r>
+      <w:r>
+        <w:t xml:space="preserve"> </w:t>
+      </w:r>
+      <w:r>
+        <w:rPr>
           <w:b/>
           <w:bCs/>
         </w:rPr>
-        <w:t xml:space="preserve">Histogram gradient boosting runs unweighted in the family comparison</w:t>
-      </w:r>
-      <w:r>
-        <w:t xml:space="preserve"> </w:t>
-      </w:r>
-      <w:r>
-        <w:t xml:space="preserve">while three of the other</w:t>
-      </w:r>
-      <w:r>
-        <w:t xml:space="preserve"> </w:t>
-      </w:r>
-      <w:r>
-        <w:t xml:space="preserve">four are class-balanced. Either weight it or state the asymmetry wherever the comparison is quoted.</w:t>
+        <w:t xml:space="preserve">Closed.</w:t>
+      </w:r>
+      <w:r>
+        <w:t xml:space="preserve"> </w:t>
+      </w:r>
+      <w:r>
+        <w:t xml:space="preserve">It now uses</w:t>
+      </w:r>
+      <w:r>
+        <w:t xml:space="preserve"> </w:t>
+      </w:r>
+      <w:r>
+        <w:rPr>
+          <w:rStyle w:val="VerbatimChar"/>
+        </w:rPr>
+        <w:t xml:space="preserve">class_weight="balanced"</w:t>
+      </w:r>
+      <w:r>
+        <w:t xml:space="preserve"> </w:t>
+      </w:r>
+      <w:r>
+        <w:t xml:space="preserve">and the comparison was refitted; only its own rows moved, by at most</w:t>
+      </w:r>
+      <w:r>
+        <w:t xml:space="preserve"> </w:t>
+      </w:r>
+      <w:r>
+        <w:t xml:space="preserve">0.0023, and no verdict changed. Section 5.3 records both the correction and its size.</w:t>
       </w:r>
     </w:p>
     <w:bookmarkEnd w:id="56"/>

--- a/thesis/docx/criteria_justification.docx
+++ b/thesis/docx/criteria_justification.docx
@@ -3942,7 +3942,7 @@
           <w:b/>
           <w:bCs/>
         </w:rPr>
-        <w:t xml:space="preserve">0.7934</w:t>
+        <w:t xml:space="preserve">0.7666</w:t>
       </w:r>
       <w:r>
         <w:t xml:space="preserve"> </w:t>
@@ -3954,7 +3954,7 @@
         <w:t xml:space="preserve"> </w:t>
       </w:r>
       <w:r>
-        <w:t xml:space="preserve">the 241 also novel in feature space. For the target panel no such set exists, and the reason is</w:t>
+        <w:t xml:space="preserve">the 227 also novel in feature space. For the target panel no such set exists, and the reason is</w:t>
       </w:r>
       <w:r>
         <w:t xml:space="preserve"> </w:t>
@@ -3994,7 +3994,7 @@
           <w:i/>
           <w:iCs/>
         </w:rPr>
-        <w:t xml:space="preserve">Why the 241 and not the 306.</w:t>
+        <w:t xml:space="preserve">Why the 227 and not the 306.</w:t>
       </w:r>
       <w:r>
         <w:t xml:space="preserve"> </w:t>
@@ -4006,13 +4006,67 @@
         <w:t xml:space="preserve"> </w:t>
       </w:r>
       <w:r>
-        <w:t xml:space="preserve">separates stereoisomers and salts and the featuriser does not. The 65 compounds that are</w:t>
-      </w:r>
-      <w:r>
-        <w:t xml:space="preserve"> </w:t>
-      </w:r>
-      <w:r>
-        <w:t xml:space="preserve">feature-identical to a training compound score</w:t>
+        <w:t xml:space="preserve">separates stereoisomers, salts and protonation states and the featuriser does not. The 79 compounds</w:t>
+      </w:r>
+      <w:r>
+        <w:t xml:space="preserve"> </w:t>
+      </w:r>
+      <w:r>
+        <w:t xml:space="preserve">that are feature-identical to a training compound are memorisation and are removed.</w:t>
+      </w:r>
+    </w:p>
+    <w:p>
+      <w:pPr>
+        <w:pStyle w:val="BodyText"/>
+      </w:pPr>
+      <w:r>
+        <w:rPr>
+          <w:i/>
+          <w:iCs/>
+        </w:rPr>
+        <w:t xml:space="preserve">And the honest conclusion, which is not the one this section previously drew.</w:t>
+      </w:r>
+      <w:r>
+        <w:t xml:space="preserve"> </w:t>
+      </w:r>
+      <w:r>
+        <w:t xml:space="preserve">An earlier edition</w:t>
+      </w:r>
+      <w:r>
+        <w:t xml:space="preserve"> </w:t>
+      </w:r>
+      <w:r>
+        <w:t xml:space="preserve">reported 0.7934 on 241 compounds and read the gap from 0.7645 as the size of the memorisation effect,</w:t>
+      </w:r>
+      <w:r>
+        <w:t xml:space="preserve"> </w:t>
+      </w:r>
+      <w:r>
+        <w:t xml:space="preserve">implying that filtering for novelty had revealed a better model. It had not. The flag defining that</w:t>
+      </w:r>
+      <w:r>
+        <w:t xml:space="preserve"> </w:t>
+      </w:r>
+      <w:r>
+        <w:t xml:space="preserve">set was computed before the featuriser began neutralising charges, so fourteen compounds it called</w:t>
+      </w:r>
+      <w:r>
+        <w:t xml:space="preserve"> </w:t>
+      </w:r>
+      <w:r>
+        <w:t xml:space="preserve">novel were feature-identical to a training row by the time the model was fitted, and they scored like</w:t>
+      </w:r>
+      <w:r>
+        <w:t xml:space="preserve"> </w:t>
+      </w:r>
+      <w:r>
+        <w:t xml:space="preserve">it: 92.9 per cent accuracy against 72.2 on the rest. With the flag recomputed, the strictly novel</w:t>
+      </w:r>
+      <w:r>
+        <w:t xml:space="preserve"> </w:t>
+      </w:r>
+      <w:r>
+        <w:t xml:space="preserve">figure is</w:t>
       </w:r>
       <w:r>
         <w:t xml:space="preserve"> </w:t>
@@ -4022,16 +4076,42 @@
           <w:b/>
           <w:bCs/>
         </w:rPr>
-        <w:t xml:space="preserve">0.7102</w:t>
-      </w:r>
-      <w:r>
-        <w:t xml:space="preserve">; they are memorisation, and the difference</w:t>
-      </w:r>
-      <w:r>
-        <w:t xml:space="preserve"> </w:t>
-      </w:r>
-      <w:r>
-        <w:t xml:space="preserve">between 0.7645 and 0.7934 is the size of it.</w:t>
+        <w:t xml:space="preserve">0.7666 against 0.7645 for the unfiltered 306</w:t>
+      </w:r>
+      <w:r>
+        <w:t xml:space="preserve">, a difference of 0.0021.</w:t>
+      </w:r>
+    </w:p>
+    <w:p>
+      <w:pPr>
+        <w:pStyle w:val="BodyText"/>
+      </w:pPr>
+      <w:r>
+        <w:t xml:space="preserve">So novelty filtering does not improve the external result; it leaves it where it was. That is the</w:t>
+      </w:r>
+      <w:r>
+        <w:t xml:space="preserve"> </w:t>
+      </w:r>
+      <w:r>
+        <w:t xml:space="preserve">more defensible claim, because it is a claim about the model rather than about the filter, and it</w:t>
+      </w:r>
+      <w:r>
+        <w:t xml:space="preserve"> </w:t>
+      </w:r>
+      <w:r>
+        <w:t xml:space="preserve">removes the objection that the external figure was selected by a criterion tuned after the fact. The</w:t>
+      </w:r>
+      <w:r>
+        <w:t xml:space="preserve"> </w:t>
+      </w:r>
+      <w:r>
+        <w:t xml:space="preserve">0.7645 on all 306 and the 0.7666 on the 227 now say the same thing, which is what a genuine external</w:t>
+      </w:r>
+      <w:r>
+        <w:t xml:space="preserve"> </w:t>
+      </w:r>
+      <w:r>
+        <w:t xml:space="preserve">result should look like.</w:t>
       </w:r>
     </w:p>
     <w:bookmarkEnd w:id="52"/>
